--- a/PHYS1402/info/course-calendar.docx
+++ b/PHYS1402/info/course-calendar.docx
@@ -183,7 +183,18 @@
         <w:spacing w:after="0"/>
       </w:pPr>
       <w:r>
-        <w:t>Geometrical optics, wave optics</w:t>
+        <w:t>Geometrical optics</w:t>
+      </w:r>
+    </w:p>
+    <w:p>
+      <w:pPr>
+        <w:spacing w:after="0"/>
+      </w:pPr>
+      <w:r>
+        <w:t>W</w:t>
+      </w:r>
+      <w:r>
+        <w:t>ave optics</w:t>
       </w:r>
     </w:p>
     <w:p>
